--- a/ellenorzes/6d_jelentes.docx
+++ b/ellenorzes/6d_jelentes.docx
@@ -75,7 +75,7 @@
         <w:rPr>
           <w:b/>
         </w:rPr>
-        <w:t>45</w:t>
+        <w:t>40</w:t>
       </w:r>
       <w:r>
         <w:rPr>
@@ -94,7 +94,7 @@
         <w:rPr>
           <w:b/>
         </w:rPr>
-        <w:t>45</w:t>
+        <w:t>40</w:t>
       </w:r>
       <w:r>
         <w:rPr>
@@ -418,7 +418,7 @@
         <w:rPr>
           <w:sz w:val="17"/>
         </w:rPr>
-        <w:t>21 | 10.1097/MOP.0000000000001365 | 38774967 | OK | OK | OK | OK | OK | OK | OK</w:t>
+        <w:t>21 | 10.1016/j.rbmo.2019.04.017 | 31229399 | OK | OK | OK | OK | OK | OK | OK</w:t>
       </w:r>
     </w:p>
     <w:p>
@@ -429,7 +429,7 @@
         <w:rPr>
           <w:sz w:val="17"/>
         </w:rPr>
-        <w:t>22 | 10.1016/j.rbmo.2019.04.017 | 31229399 | OK | OK | OK | OK | OK | OK | OK</w:t>
+        <w:t>22 | 10.1210/clinem/dgab408 | 34097062 | OK | OK | OK | OK | OK | OK | OK</w:t>
       </w:r>
     </w:p>
     <w:p>
@@ -440,7 +440,7 @@
         <w:rPr>
           <w:sz w:val="17"/>
         </w:rPr>
-        <w:t>23 | 10.1210/clinem/dgaa337 | 32490533 | OK | OK | OK | OK | OK | OK | OK</w:t>
+        <w:t>23 | 10.1210/clinem/dgaa692 | 32995892 | OK | OK | OK | OK | OK | OK | OK</w:t>
       </w:r>
     </w:p>
     <w:p>
@@ -451,7 +451,7 @@
         <w:rPr>
           <w:sz w:val="17"/>
         </w:rPr>
-        <w:t>24 | 10.1210/clinem/dgab408 | 34097062 | OK | OK | OK | OK | OK | OK | OK</w:t>
+        <w:t>24 | 10.1186/s13098-025-01730-8 | 40410888 | OK | OK | OK | OK | OK | OK | OK</w:t>
       </w:r>
     </w:p>
     <w:p>
@@ -462,7 +462,7 @@
         <w:rPr>
           <w:sz w:val="17"/>
         </w:rPr>
-        <w:t>25 | 10.1210/clinem/dgaa692 | 32995892 | OK | OK | OK | OK | OK | OK | OK</w:t>
+        <w:t>25 | 10.3390/jcm12010067 | 36614868 | OK | OK | OK | OK | OK | OK | OK</w:t>
       </w:r>
     </w:p>
     <w:p>
@@ -473,7 +473,7 @@
         <w:rPr>
           <w:sz w:val="17"/>
         </w:rPr>
-        <w:t>26 | 10.1186/s13098-025-01730-8 | 40410888 | OK | OK | OK | OK | OK | OK | OK</w:t>
+        <w:t>26 | 10.1530/EJE-17-0776 | 29453202 | OK | OK | OK | OK | OK | OK | OK</w:t>
       </w:r>
     </w:p>
     <w:p>
@@ -484,7 +484,7 @@
         <w:rPr>
           <w:sz w:val="17"/>
         </w:rPr>
-        <w:t>27 | 10.3390/jcm12010067 | 36614868 | OK | OK | OK | OK | OK | OK | OK</w:t>
+        <w:t>27 | 10.1186/s40360-026-01149-5 | 42163419 | OK | OK | OK | OK | OK | OK | OK</w:t>
       </w:r>
     </w:p>
     <w:p>
@@ -495,7 +495,7 @@
         <w:rPr>
           <w:sz w:val="17"/>
         </w:rPr>
-        <w:t>28 | 10.1530/EJE-17-0776 | 29453202 | OK | OK | OK | OK | OK | OK | OK</w:t>
+        <w:t>28 | 10.1007/s40520-025-03017-4 | 40325308 | OK | OK | OK | OK | OK | OK | OK</w:t>
       </w:r>
     </w:p>
     <w:p>
@@ -506,7 +506,7 @@
         <w:rPr>
           <w:sz w:val="17"/>
         </w:rPr>
-        <w:t>29 | 10.1159/000353759 | 23899516 | OK | OK | OK | OK | OK | OK | OK</w:t>
+        <w:t>29 | 10.1371/journal.pmed.1002081 | 27529652 | OK | OK | OK | OK | OK | OK | OK</w:t>
       </w:r>
     </w:p>
     <w:p>
@@ -517,7 +517,7 @@
         <w:rPr>
           <w:sz w:val="17"/>
         </w:rPr>
-        <w:t>30 | 10.1186/s40360-026-01149-5 | 42163419 | OK | OK | OK | OK | OK | OK | OK</w:t>
+        <w:t>30 | 10.1093/jncics/pkab065 | 34476340 | OK | OK | OK | OK | OK | OK | OK</w:t>
       </w:r>
     </w:p>
     <w:p>
@@ -528,7 +528,7 @@
         <w:rPr>
           <w:sz w:val="17"/>
         </w:rPr>
-        <w:t>31 | 10.1007/s40520-025-03017-4 | 40325308 | OK | OK | OK | OK | OK | OK | OK</w:t>
+        <w:t>31 | 10.1056/NEJMoa2307563 | 37952131 | OK | OK | OK | OK | OK | OK | OK</w:t>
       </w:r>
     </w:p>
     <w:p>
@@ -539,7 +539,7 @@
         <w:rPr>
           <w:sz w:val="17"/>
         </w:rPr>
-        <w:t>32 | 10.1371/journal.pmed.1002081 | 27529652 | OK | OK | OK | OK | OK | OK | OK</w:t>
+        <w:t>32 | 10.1038/s41591-024-02996-7 | 38740993 | OK | OK | OK | OK | OK | OK | OK</w:t>
       </w:r>
     </w:p>
     <w:p>
@@ -550,7 +550,7 @@
         <w:rPr>
           <w:sz w:val="17"/>
         </w:rPr>
-        <w:t>33 | 10.1097/AOG.0b013e3182110ea3 | 21422863 | OK | OK | OK | OK | OK | OK | OK</w:t>
+        <w:t>33 | – | 21485717 | NINCS DOI | OK | OK | OK | OK | OK | OK</w:t>
       </w:r>
     </w:p>
     <w:p>
@@ -561,7 +561,7 @@
         <w:rPr>
           <w:sz w:val="17"/>
         </w:rPr>
-        <w:t>34 | 10.1093/jncics/pkab065 | 34476340 | OK | OK | OK | OK | OK | OK | OK</w:t>
+        <w:t>34 | 10.18632/oncotarget.14916 | 28159926 | OK | OK | OK | OK | OK | OK | OK</w:t>
       </w:r>
     </w:p>
     <w:p>
@@ -572,7 +572,7 @@
         <w:rPr>
           <w:sz w:val="17"/>
         </w:rPr>
-        <w:t>35 | 10.1056/NEJMoa2307563 | 37952131 | OK | OK | OK | OK | OK | OK | OK</w:t>
+        <w:t>35 | 10.1007/s13679-025-00662-8 | 40920291 | OK | OK | OK | OK | OK | OK | OK</w:t>
       </w:r>
     </w:p>
     <w:p>
@@ -583,7 +583,7 @@
         <w:rPr>
           <w:sz w:val="17"/>
         </w:rPr>
-        <w:t>36 | 10.1038/s41591-024-02996-7 | 38740993 | OK | OK | OK | OK | OK | OK | OK</w:t>
+        <w:t>36 | 10.3390/biomedicines14071644 | 42512116 | OK | OK | OK | OK | OK | OK | OK</w:t>
       </w:r>
     </w:p>
     <w:p>
@@ -594,7 +594,7 @@
         <w:rPr>
           <w:sz w:val="17"/>
         </w:rPr>
-        <w:t>37 | – | 21485717 | NINCS DOI | OK | OK | OK | OK | OK | OK</w:t>
+        <w:t>37 | 10.1007/s13679-025-00664-6 | 41085909 | OK | OK | OK | OK | OK | OK | OK</w:t>
       </w:r>
     </w:p>
     <w:p>
@@ -605,7 +605,7 @@
         <w:rPr>
           <w:sz w:val="17"/>
         </w:rPr>
-        <w:t>38 | 10.18632/oncotarget.14916 | 28159926 | OK | OK | OK | OK | OK | OK | OK</w:t>
+        <w:t>38 | 10.1111/dom.14725 | 35441470 | OK | OK | OK | OK | OK | OK | OK</w:t>
       </w:r>
     </w:p>
     <w:p>
@@ -616,7 +616,7 @@
         <w:rPr>
           <w:sz w:val="17"/>
         </w:rPr>
-        <w:t>39 | 10.1007/s13679-025-00662-8 | 40920291 | OK | OK | OK | OK | OK | OK | OK</w:t>
+        <w:t>39 | 10.1111/obr.13535 | 36437105 | OK | OK | OK | OK | OK | OK | OK</w:t>
       </w:r>
     </w:p>
     <w:p>
@@ -627,62 +627,7 @@
         <w:rPr>
           <w:sz w:val="17"/>
         </w:rPr>
-        <w:t>40 | 10.3390/biomedicines14071644 | 42512116 | OK | OK | OK | OK | OK | OK | OK</w:t>
-      </w:r>
-    </w:p>
-    <w:p>
-      <w:pPr>
-        <w:spacing w:after="40"/>
-      </w:pPr>
-      <w:r>
-        <w:rPr>
-          <w:sz w:val="17"/>
-        </w:rPr>
-        <w:t>41 | 10.1007/s13679-025-00664-6 | 41085909 | OK | OK | OK | OK | OK | OK | OK</w:t>
-      </w:r>
-    </w:p>
-    <w:p>
-      <w:pPr>
-        <w:spacing w:after="40"/>
-      </w:pPr>
-      <w:r>
-        <w:rPr>
-          <w:sz w:val="17"/>
-        </w:rPr>
-        <w:t>42 | 10.1111/dom.14725 | 35441470 | OK | OK | OK | OK | OK | OK | OK</w:t>
-      </w:r>
-    </w:p>
-    <w:p>
-      <w:pPr>
-        <w:spacing w:after="40"/>
-      </w:pPr>
-      <w:r>
-        <w:rPr>
-          <w:sz w:val="17"/>
-        </w:rPr>
-        <w:t>43 | 10.1111/obr.13535 | 36437105 | OK | OK | OK | OK | OK | OK | OK</w:t>
-      </w:r>
-    </w:p>
-    <w:p>
-      <w:pPr>
-        <w:spacing w:after="40"/>
-      </w:pPr>
-      <w:r>
-        <w:rPr>
-          <w:sz w:val="17"/>
-        </w:rPr>
-        <w:t>44 | 10.1001/jamanetworkopen.2023.36400 | 37824146 | OK | OK | OK | OK | OK | OK | OK</w:t>
-      </w:r>
-    </w:p>
-    <w:p>
-      <w:pPr>
-        <w:spacing w:after="40"/>
-      </w:pPr>
-      <w:r>
-        <w:rPr>
-          <w:sz w:val="17"/>
-        </w:rPr>
-        <w:t>45 | 10.1007/s00228-024-03755-w | 39254692 | OK | OK | OK | OK | OK | OK | OK</w:t>
+        <w:t>40 | 10.1001/jamanetworkopen.2023.36400 | 37824146 | OK | OK | OK | OK | OK | OK | OK</w:t>
       </w:r>
     </w:p>
     <w:p>
